--- a/res/synthetic_fascicoli/fascicoli/fascicolo_sintetico_027/sentenza.docx
+++ b/res/synthetic_fascicoli/fascicoli/fascicolo_sintetico_027/sentenza.docx
@@ -338,7 +338,7 @@
               <w:rStyle w:val="PlaceholderText"/>
               <w:lang w:val="en-US"/>
             </w:rPr>
-            <w:t>102/2024</w:t>
+            <w:t>513/2025</w:t>
           </w:r>
         </w:sdtContent>
       </w:sdt>
@@ -400,7 +400,7 @@
               <w:rStyle w:val="PlaceholderText"/>
               <w:lang w:val="en-US"/>
             </w:rPr>
-            <w:t>Francesca Leoni-Silva</w:t>
+            <w:t>Juliana Oliveira Araujo-Souza</w:t>
           </w:r>
         </w:sdtContent>
       </w:sdt>
@@ -444,7 +444,7 @@
               <w:rStyle w:val="PlaceholderText"/>
               <w:lang w:val="en-US"/>
             </w:rPr>
-            <w:t>Francesca Leoni</w:t>
+            <w:t>Rafael Ribeiro</w:t>
           </w:r>
         </w:sdtContent>
       </w:sdt>
@@ -805,7 +805,7 @@
             <w:rPr>
               <w:rStyle w:val="PlaceholderText"/>
             </w:rPr>
-            <w:t>18-08-2025</w:t>
+            <w:t>06-09-2025</w:t>
           </w:r>
         </w:sdtContent>
       </w:sdt>
@@ -1034,7 +1034,7 @@
             <w:rPr>
               <w:rStyle w:val="PlaceholderText"/>
             </w:rPr>
-            <w:t>Elena Maria Rossi</w:t>
+            <w:t>Patricia Luz Araujo</w:t>
           </w:r>
         </w:sdtContent>
       </w:sdt>
@@ -1092,7 +1092,7 @@
               <w:rStyle w:val="PlaceholderText"/>
               <w:lang w:val="en-US"/>
             </w:rPr>
-            <w:t>Cremona</w:t>
+            <w:t>Mantova</w:t>
           </w:r>
         </w:sdtContent>
       </w:sdt>
@@ -1149,7 +1149,7 @@
               <w:rStyle w:val="PlaceholderText"/>
               <w:lang w:val="en-US"/>
             </w:rPr>
-            <w:t>20-01-1860</w:t>
+            <w:t>03-07-1902</w:t>
           </w:r>
         </w:sdtContent>
       </w:sdt>
@@ -1368,7 +1368,8 @@
               <w:rStyle w:val="PlaceholderText"/>
               <w:lang w:val="en-US"/>
             </w:rPr>
-            <w:t>Linea di discendenza allegata: Elena Maria Rossi -&gt; Francesca Leoni</w:t>
+            <w:t>Linea di discendenza ricostruita da certificati esteri e italiani allegati al fascicolo. Nel ricorso risultano varianti anagrafiche/pseudonimi: Juliana Oliveira Araujo (alias: Juliana Olivier). Nel ricorso sono dichiarati i seguenti alias/pseudonimi: Patricia Araujo.
+Linea di discendenza allegata: Patricia Luz Araujo -&gt; Patricia Araujo -&gt; Juliana Oliveira Araujo</w:t>
           </w:r>
         </w:sdtContent>
       </w:sdt>
@@ -2513,7 +2514,7 @@
               <w:rStyle w:val="PlaceholderText"/>
               <w:lang w:val="en-US"/>
             </w:rPr>
-            <w:t>Quest'ultima norma non si applica dunque al presente ricorso, iscritto a ruolo prima del 27.3.25.</w:t>
+            <w:t/>
           </w:r>
         </w:p>
       </w:sdtContent>
@@ -3247,7 +3248,7 @@
               <w:rStyle w:val="PlaceholderText"/>
               <w:lang w:val="en-US"/>
             </w:rPr>
-            <w:t>Francesca Leoni-Silva, nata a Rio de Janeiro il 16-12-1970</w:t>
+            <w:t>Juliana Oliveira Araujo-Souza, nato/a a Brasilia il 17-09-1988</w:t>
           </w:r>
         </w:p>
       </w:sdtContent>
